--- a/site/Company_Profile_EN.docx
+++ b/site/Company_Profile_EN.docx
@@ -33,6 +33,24 @@
           <w:sz w:val="48"/>
           <w:szCs w:val="48"/>
         </w:rPr>
+        <w:t xml:space="preserve">xcombine</w:t>
+      </w:r>
+    </w:p>
+    <w:p>
+      <w:pPr>
+        <w:spacing w:after="260"/>
+      </w:pPr>
+      <w:r>
+        <w:rPr>
+          <w:rFonts w:ascii="Aptos" w:cs="Aptos" w:eastAsia="Aptos" w:hAnsi="Aptos"/>
+          <w:b/>
+          <w:bCs/>
+          <w:i w:val="false"/>
+          <w:iCs w:val="false"/>
+          <w:color w:val="17324D"/>
+          <w:sz w:val="24"/>
+          <w:szCs w:val="24"/>
+        </w:rPr>
         <w:t xml:space="preserve">Independent Software Studio</w:t>
       </w:r>
     </w:p>
@@ -450,7 +468,7 @@
       <w:pPr>
         <w:spacing w:after="100"/>
       </w:pPr>
-      <w:hyperlink w:history="1" r:id="rIdno2cs3rvjfrsvfqnlgiut">
+      <w:hyperlink w:history="1" r:id="rIdnj-jtrh3drrg6pfut1jo1">
         <w:r>
           <w:rPr>
             <w:rFonts w:ascii="Aptos" w:cs="Aptos" w:eastAsia="Aptos" w:hAnsi="Aptos"/>
@@ -584,7 +602,7 @@
       <w:pPr>
         <w:spacing w:after="100"/>
       </w:pPr>
-      <w:hyperlink w:history="1" r:id="rIdqexw80kbfyxq_uq9e70ij">
+      <w:hyperlink w:history="1" r:id="rIdh9gvn8w7fmk7xydjy4h5i">
         <w:r>
           <w:rPr>
             <w:rFonts w:ascii="Aptos" w:cs="Aptos" w:eastAsia="Aptos" w:hAnsi="Aptos"/>
@@ -718,7 +736,7 @@
       <w:pPr>
         <w:spacing w:after="100"/>
       </w:pPr>
-      <w:hyperlink w:history="1" r:id="rId50dwe0saw4bvushdzbo38">
+      <w:hyperlink w:history="1" r:id="rIdrths4uqoals96rozutxmi">
         <w:r>
           <w:rPr>
             <w:rFonts w:ascii="Aptos" w:cs="Aptos" w:eastAsia="Aptos" w:hAnsi="Aptos"/>
@@ -1947,20 +1965,27 @@
     </w:p>
     <w:p>
       <w:pPr>
-        <w:spacing w:after="120" w:line="290"/>
-      </w:pPr>
-      <w:r>
-        <w:rPr>
-          <w:rFonts w:ascii="Aptos" w:cs="Aptos" w:eastAsia="Aptos" w:hAnsi="Aptos"/>
-          <w:b w:val="false"/>
-          <w:bCs w:val="false"/>
-          <w:i/>
-          <w:iCs/>
-          <w:color w:val="6B7C8F"/>
-          <w:sz w:val="21"/>
-          <w:szCs w:val="21"/>
-        </w:rPr>
-        <w:t xml:space="preserve">Add your contact details through the website editor.</w:t>
+        <w:spacing w:after="90" w:line="270"/>
+      </w:pPr>
+      <w:r>
+        <w:rPr>
+          <w:rFonts w:ascii="Aptos" w:cs="Aptos" w:eastAsia="Aptos" w:hAnsi="Aptos"/>
+          <w:b/>
+          <w:bCs/>
+          <w:color w:val="17324D"/>
+          <w:sz w:val="20"/>
+          <w:szCs w:val="20"/>
+        </w:rPr>
+        <w:t xml:space="preserve">Website: </w:t>
+      </w:r>
+      <w:r>
+        <w:rPr>
+          <w:rFonts w:ascii="Aptos" w:cs="Aptos" w:eastAsia="Aptos" w:hAnsi="Aptos"/>
+          <w:color w:val="425466"/>
+          <w:sz w:val="20"/>
+          <w:szCs w:val="20"/>
+        </w:rPr>
+        <w:t xml:space="preserve">https://xcombine.xyz</w:t>
       </w:r>
     </w:p>
     <w:sectPr>

--- a/site/Company_Profile_EN.docx
+++ b/site/Company_Profile_EN.docx
@@ -468,7 +468,7 @@
       <w:pPr>
         <w:spacing w:after="100"/>
       </w:pPr>
-      <w:hyperlink w:history="1" r:id="rIdnj-jtrh3drrg6pfut1jo1">
+      <w:hyperlink w:history="1" r:id="rIdwhgna3sk3-siqkh8tpowz">
         <w:r>
           <w:rPr>
             <w:rFonts w:ascii="Aptos" w:cs="Aptos" w:eastAsia="Aptos" w:hAnsi="Aptos"/>
@@ -602,7 +602,7 @@
       <w:pPr>
         <w:spacing w:after="100"/>
       </w:pPr>
-      <w:hyperlink w:history="1" r:id="rIdh9gvn8w7fmk7xydjy4h5i">
+      <w:hyperlink w:history="1" r:id="rIdwce5dzrywsyhgy2eonsnm">
         <w:r>
           <w:rPr>
             <w:rFonts w:ascii="Aptos" w:cs="Aptos" w:eastAsia="Aptos" w:hAnsi="Aptos"/>
@@ -736,7 +736,7 @@
       <w:pPr>
         <w:spacing w:after="100"/>
       </w:pPr>
-      <w:hyperlink w:history="1" r:id="rIdrths4uqoals96rozutxmi">
+      <w:hyperlink w:history="1" r:id="rIdac1q13kshan_kdkhbzqqe">
         <w:r>
           <w:rPr>
             <w:rFonts w:ascii="Aptos" w:cs="Aptos" w:eastAsia="Aptos" w:hAnsi="Aptos"/>

--- a/site/Company_Profile_EN.docx
+++ b/site/Company_Profile_EN.docx
@@ -77,7 +77,7 @@
           <w:sz w:val="25"/>
           <w:szCs w:val="25"/>
         </w:rPr>
-        <w:t xml:space="preserve">An independent developer of CRM systems, web platforms, AI assistants and business automation — built around how your company really works.</w:t>
+        <w:t xml:space="preserve">Explore ready-to-use software, order a custom solution, or help shape a new product built around your industry's needs.</w:t>
       </w:r>
     </w:p>
     <w:p>
@@ -95,7 +95,7 @@
           <w:sz w:val="18"/>
           <w:szCs w:val="18"/>
         </w:rPr>
-        <w:t xml:space="preserve">Software Development • AI Automation • Business Solutions</w:t>
+        <w:t xml:space="preserve">Products / Engineering / Automation</w:t>
       </w:r>
     </w:p>
     <w:p>
@@ -112,7 +112,7 @@
           <w:sz w:val="17"/>
           <w:szCs w:val="17"/>
         </w:rPr>
-        <w:t xml:space="preserve">OUR LIVE PRODUCTS</w:t>
+        <w:t xml:space="preserve">READY-TO-USE PRODUCTS</w:t>
       </w:r>
     </w:p>
     <w:p>
@@ -246,7 +246,7 @@
           <w:sz w:val="34"/>
           <w:szCs w:val="34"/>
         </w:rPr>
-        <w:t xml:space="preserve">Your business grows.</w:t>
+        <w:t xml:space="preserve">One problem. Multiple ways to solve it.</w:t>
       </w:r>
     </w:p>
     <w:p>
@@ -264,7 +264,7 @@
           <w:sz w:val="22"/>
           <w:szCs w:val="22"/>
         </w:rPr>
-        <w:t xml:space="preserve">We are an independent software developer. We build CRM systems, web platforms, AI assistants and automations — tailored to your business, not the other way around.</w:t>
+        <w:t xml:space="preserve">We start with the business need, then choose the right delivery model instead of forcing every client into custom development.</w:t>
       </w:r>
     </w:p>
     <w:p>
@@ -281,7 +281,7 @@
           <w:sz w:val="17"/>
           <w:szCs w:val="17"/>
         </w:rPr>
-        <w:t xml:space="preserve">WHERE TIME GETS LOST</w:t>
+        <w:t xml:space="preserve">THREE WAYS TO WORK</w:t>
       </w:r>
     </w:p>
     <w:p>
@@ -299,7 +299,7 @@
           <w:sz w:val="26"/>
           <w:szCs w:val="26"/>
         </w:rPr>
-        <w:t xml:space="preserve">Data is scattered everywhere</w:t>
+        <w:t xml:space="preserve">Custom development</w:t>
       </w:r>
     </w:p>
     <w:p>
@@ -317,7 +317,7 @@
           <w:sz w:val="20"/>
           <w:szCs w:val="20"/>
         </w:rPr>
-        <w:t xml:space="preserve">Clients in Excel, conversations in WhatsApp, tasks in someone’s head. Information gets lost between tools.</w:t>
+        <w:t xml:space="preserve">A unique system built for your processes, integrations and operating model.</w:t>
       </w:r>
     </w:p>
     <w:p>
@@ -335,7 +335,7 @@
           <w:sz w:val="26"/>
           <w:szCs w:val="26"/>
         </w:rPr>
-        <w:t xml:space="preserve">The same work, every day</w:t>
+        <w:t xml:space="preserve">Ready-to-use products</w:t>
       </w:r>
     </w:p>
     <w:p>
@@ -353,7 +353,7 @@
           <w:sz w:val="20"/>
           <w:szCs w:val="20"/>
         </w:rPr>
-        <w:t xml:space="preserve">Answering identical questions, copying data, preparing documents and reports by hand.</w:t>
+        <w:t xml:space="preserve">Choose an existing product with subscription or licensing, plus optional setup and adaptation.</w:t>
       </w:r>
     </w:p>
     <w:p>
@@ -371,7 +371,7 @@
           <w:sz w:val="26"/>
           <w:szCs w:val="26"/>
         </w:rPr>
-        <w:t xml:space="preserve">Slow replies, missed leads</w:t>
+        <w:t xml:space="preserve">Product partnership</w:t>
       </w:r>
     </w:p>
     <w:p>
@@ -389,7 +389,7 @@
           <w:sz w:val="20"/>
           <w:szCs w:val="20"/>
         </w:rPr>
-        <w:t xml:space="preserve">When a request waits hours for an answer, the client may simply choose a competitor.</w:t>
+        <w:t xml:space="preserve">A recurring problem becomes a shared product built and evolved with its first clients.</w:t>
       </w:r>
     </w:p>
     <w:p>
@@ -407,7 +407,7 @@
           <w:sz w:val="34"/>
           <w:szCs w:val="34"/>
         </w:rPr>
-        <w:t xml:space="preserve">Real products — designed, built and launched by us.</w:t>
+        <w:t xml:space="preserve">Real products built for real operations.</w:t>
       </w:r>
     </w:p>
     <w:p>
@@ -468,7 +468,7 @@
       <w:pPr>
         <w:spacing w:after="100"/>
       </w:pPr>
-      <w:hyperlink w:history="1" r:id="rIdwhgna3sk3-siqkh8tpowz">
+      <w:hyperlink w:history="1" r:id="rIdb8g-gctygyam5_cahlf2r">
         <w:r>
           <w:rPr>
             <w:rFonts w:ascii="Aptos" w:cs="Aptos" w:eastAsia="Aptos" w:hAnsi="Aptos"/>
@@ -550,7 +550,7 @@
           <w:sz w:val="20"/>
           <w:szCs w:val="20"/>
         </w:rPr>
-        <w:t xml:space="preserve">Business value: </w:t>
+        <w:t xml:space="preserve">What it delivers: </w:t>
       </w:r>
       <w:r>
         <w:rPr>
@@ -602,7 +602,7 @@
       <w:pPr>
         <w:spacing w:after="100"/>
       </w:pPr>
-      <w:hyperlink w:history="1" r:id="rIdwce5dzrywsyhgy2eonsnm">
+      <w:hyperlink w:history="1" r:id="rIdihvxzhydkilw0qoi6pvia">
         <w:r>
           <w:rPr>
             <w:rFonts w:ascii="Aptos" w:cs="Aptos" w:eastAsia="Aptos" w:hAnsi="Aptos"/>
@@ -684,7 +684,7 @@
           <w:sz w:val="20"/>
           <w:szCs w:val="20"/>
         </w:rPr>
-        <w:t xml:space="preserve">Business value: </w:t>
+        <w:t xml:space="preserve">What it delivers: </w:t>
       </w:r>
       <w:r>
         <w:rPr>
@@ -736,7 +736,7 @@
       <w:pPr>
         <w:spacing w:after="100"/>
       </w:pPr>
-      <w:hyperlink w:history="1" r:id="rIdac1q13kshan_kdkhbzqqe">
+      <w:hyperlink w:history="1" r:id="rIdv0wgcwdouehjqqitc9m2i">
         <w:r>
           <w:rPr>
             <w:rFonts w:ascii="Aptos" w:cs="Aptos" w:eastAsia="Aptos" w:hAnsi="Aptos"/>
@@ -818,7 +818,7 @@
           <w:sz w:val="20"/>
           <w:szCs w:val="20"/>
         </w:rPr>
-        <w:t xml:space="preserve">Business value: </w:t>
+        <w:t xml:space="preserve">What it delivers: </w:t>
       </w:r>
       <w:r>
         <w:rPr>
@@ -845,7 +845,7 @@
           <w:sz w:val="34"/>
           <w:szCs w:val="34"/>
         </w:rPr>
-        <w:t xml:space="preserve">What we can build for your business</w:t>
+        <w:t xml:space="preserve">Software built around your operation</w:t>
       </w:r>
     </w:p>
     <w:p>
@@ -863,7 +863,7 @@
           <w:sz w:val="21"/>
           <w:szCs w:val="21"/>
         </w:rPr>
-        <w:t xml:space="preserve">We start from the result you need — and only then choose the technology.</w:t>
+        <w:t xml:space="preserve">When ready-made tools do not fit, we design the system, integrations and automation around your actual process.</w:t>
       </w:r>
     </w:p>
     <w:p>
@@ -1213,7 +1213,7 @@
           <w:sz w:val="34"/>
           <w:szCs w:val="34"/>
         </w:rPr>
-        <w:t xml:space="preserve">The right technology, with a personal approach.</w:t>
+        <w:t xml:space="preserve">Start with a client problem. Build a product others need.</w:t>
       </w:r>
     </w:p>
     <w:p>
@@ -1231,7 +1231,7 @@
           <w:sz w:val="21"/>
           <w:szCs w:val="21"/>
         </w:rPr>
-        <w:t xml:space="preserve">You work directly with the developer who builds your product — no layers of managers in between.</w:t>
+        <w:t xml:space="preserve">When the same need appears across companies, we validate a shared product and evolve it with early users.</w:t>
       </w:r>
     </w:p>
     <w:p>
@@ -1248,7 +1248,7 @@
           <w:sz w:val="17"/>
           <w:szCs w:val="17"/>
         </w:rPr>
-        <w:t xml:space="preserve">STEP-BY-STEP ROLLOUT</w:t>
+        <w:t xml:space="preserve">THREE STAGES</w:t>
       </w:r>
     </w:p>
     <w:p>
@@ -1266,7 +1266,7 @@
           <w:sz w:val="21"/>
           <w:szCs w:val="21"/>
         </w:rPr>
-        <w:t xml:space="preserve">Phase 1 · Core</w:t>
+        <w:t xml:space="preserve">Stage 1 · Validate</w:t>
       </w:r>
     </w:p>
     <w:p>
@@ -1284,7 +1284,7 @@
           <w:sz w:val="21"/>
           <w:szCs w:val="21"/>
         </w:rPr>
-        <w:t xml:space="preserve">One key process is automated</w:t>
+        <w:t xml:space="preserve">Test recurring demand and the economics</w:t>
       </w:r>
     </w:p>
     <w:p>
@@ -1302,7 +1302,7 @@
           <w:sz w:val="21"/>
           <w:szCs w:val="21"/>
         </w:rPr>
-        <w:t xml:space="preserve">Phase 2 · Integrations</w:t>
+        <w:t xml:space="preserve">Stage 2 · Launch</w:t>
       </w:r>
     </w:p>
     <w:p>
@@ -1320,7 +1320,7 @@
           <w:sz w:val="21"/>
           <w:szCs w:val="21"/>
         </w:rPr>
-        <w:t xml:space="preserve">Connect the tools you already use</w:t>
+        <w:t xml:space="preserve">Define ownership, pricing and scope</w:t>
       </w:r>
     </w:p>
     <w:p>
@@ -1338,7 +1338,7 @@
           <w:sz w:val="21"/>
           <w:szCs w:val="21"/>
         </w:rPr>
-        <w:t xml:space="preserve">Phase 3 · AI &amp; scale</w:t>
+        <w:t xml:space="preserve">Stage 3 · Scale</w:t>
       </w:r>
     </w:p>
     <w:p>
@@ -1356,7 +1356,7 @@
           <w:sz w:val="21"/>
           <w:szCs w:val="21"/>
         </w:rPr>
-        <w:t xml:space="preserve">Assistants, analytics, new features</w:t>
+        <w:t xml:space="preserve">Feedback drives the shared product</w:t>
       </w:r>
     </w:p>
     <w:p>
@@ -1374,7 +1374,7 @@
           <w:sz w:val="26"/>
           <w:szCs w:val="26"/>
         </w:rPr>
-        <w:t xml:space="preserve">Built around you</w:t>
+        <w:t xml:space="preserve">Recurring problem</w:t>
       </w:r>
     </w:p>
     <w:p>
@@ -1392,7 +1392,7 @@
           <w:sz w:val="21"/>
           <w:szCs w:val="21"/>
         </w:rPr>
-        <w:t xml:space="preserve">No templates forced on your team. We study your process and build exactly what it needs.</w:t>
+        <w:t xml:space="preserve">We look for a need shared by several companies, not a one-off request.</w:t>
       </w:r>
     </w:p>
     <w:p>
@@ -1410,7 +1410,7 @@
           <w:sz w:val="26"/>
           <w:szCs w:val="26"/>
         </w:rPr>
-        <w:t xml:space="preserve">Flexible and direct</w:t>
+        <w:t xml:space="preserve">Commercial validation</w:t>
       </w:r>
     </w:p>
     <w:p>
@@ -1428,7 +1428,7 @@
           <w:sz w:val="21"/>
           <w:szCs w:val="21"/>
         </w:rPr>
-        <w:t xml:space="preserve">You talk to the developer directly. Decisions are fast, changes are easy to discuss.</w:t>
+        <w:t xml:space="preserve">Demand, willingness to pay and support costs are tested before scaling.</w:t>
       </w:r>
     </w:p>
     <w:p>
@@ -1446,7 +1446,7 @@
           <w:sz w:val="26"/>
           <w:szCs w:val="26"/>
         </w:rPr>
-        <w:t xml:space="preserve">Proven by real products</w:t>
+        <w:t xml:space="preserve">Clear ownership</w:t>
       </w:r>
     </w:p>
     <w:p>
@@ -1464,7 +1464,7 @@
           <w:sz w:val="21"/>
           <w:szCs w:val="21"/>
         </w:rPr>
-        <w:t xml:space="preserve">Rieltix, Mapest and Forma are online — you can see the quality before we start.</w:t>
+        <w:t xml:space="preserve">Code, data and product rights are defined before development starts.</w:t>
       </w:r>
     </w:p>
     <w:p>
@@ -1482,7 +1482,7 @@
           <w:sz w:val="26"/>
           <w:szCs w:val="26"/>
         </w:rPr>
-        <w:t xml:space="preserve">Sensible budget</w:t>
+        <w:t xml:space="preserve">Defined subscription</w:t>
       </w:r>
     </w:p>
     <w:p>
@@ -1500,7 +1500,7 @@
           <w:sz w:val="21"/>
           <w:szCs w:val="21"/>
         </w:rPr>
-        <w:t xml:space="preserve">Only the features you need, without big-agency overhead. Pay per project or monthly.</w:t>
+        <w:t xml:space="preserve">The service scope and pricing are attached to the shared product.</w:t>
       </w:r>
     </w:p>
     <w:p>
@@ -1518,7 +1518,7 @@
           <w:sz w:val="26"/>
           <w:szCs w:val="26"/>
         </w:rPr>
-        <w:t xml:space="preserve">Gradual implementation</w:t>
+        <w:t xml:space="preserve">Shared roadmap</w:t>
       </w:r>
     </w:p>
     <w:p>
@@ -1536,7 +1536,7 @@
           <w:sz w:val="21"/>
           <w:szCs w:val="21"/>
         </w:rPr>
-        <w:t xml:space="preserve">Start with one important process, see the result, then expand step by step.</w:t>
+        <w:t xml:space="preserve">Common features evolve for all users; unique needs remain extensions.</w:t>
       </w:r>
     </w:p>
     <w:p>
@@ -1554,7 +1554,7 @@
           <w:sz w:val="26"/>
           <w:szCs w:val="26"/>
         </w:rPr>
-        <w:t xml:space="preserve">Support and growth</w:t>
+        <w:t xml:space="preserve">Continuous evolution</w:t>
       </w:r>
     </w:p>
     <w:p>
@@ -1572,7 +1572,7 @@
           <w:sz w:val="21"/>
           <w:szCs w:val="21"/>
         </w:rPr>
-        <w:t xml:space="preserve">After launch we maintain and improve the product on agreed terms.</w:t>
+        <w:t xml:space="preserve">Client feedback becomes a structured input into product development.</w:t>
       </w:r>
     </w:p>
     <w:p>
@@ -1615,7 +1615,7 @@
           <w:sz w:val="17"/>
           <w:szCs w:val="17"/>
         </w:rPr>
-        <w:t xml:space="preserve">WAYS TO COOPERATE</w:t>
+        <w:t xml:space="preserve">TWO WAYS TO START</w:t>
       </w:r>
     </w:p>
     <w:p>
@@ -1651,7 +1651,7 @@
           <w:sz w:val="21"/>
           <w:szCs w:val="21"/>
         </w:rPr>
-        <w:t xml:space="preserve">A solution built from scratch for your specific task.</w:t>
+        <w:t xml:space="preserve">A defined build for your own operation.</w:t>
       </w:r>
     </w:p>
     <w:p>
@@ -1669,7 +1669,7 @@
           <w:sz w:val="21"/>
           <w:szCs w:val="21"/>
         </w:rPr>
-        <w:t xml:space="preserve">Monthly subscription</w:t>
+        <w:t xml:space="preserve">Product partnership</w:t>
       </w:r>
     </w:p>
     <w:p>
@@ -1687,7 +1687,7 @@
           <w:sz w:val="21"/>
           <w:szCs w:val="21"/>
         </w:rPr>
-        <w:t xml:space="preserve">Selected services and products are available on a monthly plan.</w:t>
+        <w:t xml:space="preserve">Start with a shared problem and explore a reusable product.</w:t>
       </w:r>
     </w:p>
     <w:p>
@@ -1907,7 +1907,7 @@
           <w:sz w:val="23"/>
           <w:szCs w:val="23"/>
         </w:rPr>
-        <w:t xml:space="preserve">Have an idea or a business problem you want to automate?</w:t>
+        <w:t xml:space="preserve">Have a business problem others may share?</w:t>
       </w:r>
     </w:p>
     <w:p>
@@ -1925,7 +1925,7 @@
           <w:sz w:val="23"/>
           <w:szCs w:val="23"/>
         </w:rPr>
-        <w:t xml:space="preserve">Let’s discuss the solution.</w:t>
+        <w:t xml:space="preserve">Let’s explore whether it should become a product.</w:t>
       </w:r>
     </w:p>
     <w:p>
@@ -1943,7 +1943,7 @@
           <w:sz w:val="21"/>
           <w:szCs w:val="21"/>
         </w:rPr>
-        <w:t xml:space="preserve">Write to us — we’ll reply and arrange a convenient time for a consultation.</w:t>
+        <w:t xml:space="preserve">Tell us about the process, who feels the pain and what success should look like.</w:t>
       </w:r>
     </w:p>
     <w:p>

--- a/site/Company_Profile_EN.docx
+++ b/site/Company_Profile_EN.docx
@@ -468,7 +468,7 @@
       <w:pPr>
         <w:spacing w:after="100"/>
       </w:pPr>
-      <w:hyperlink w:history="1" r:id="rIdb8g-gctygyam5_cahlf2r">
+      <w:hyperlink w:history="1" r:id="rIdha1y-dstqkp37adhqxpky">
         <w:r>
           <w:rPr>
             <w:rFonts w:ascii="Aptos" w:cs="Aptos" w:eastAsia="Aptos" w:hAnsi="Aptos"/>
@@ -602,7 +602,7 @@
       <w:pPr>
         <w:spacing w:after="100"/>
       </w:pPr>
-      <w:hyperlink w:history="1" r:id="rIdihvxzhydkilw0qoi6pvia">
+      <w:hyperlink w:history="1" r:id="rIdinrqe7xxwfh2siua0oc-k">
         <w:r>
           <w:rPr>
             <w:rFonts w:ascii="Aptos" w:cs="Aptos" w:eastAsia="Aptos" w:hAnsi="Aptos"/>
@@ -736,7 +736,7 @@
       <w:pPr>
         <w:spacing w:after="100"/>
       </w:pPr>
-      <w:hyperlink w:history="1" r:id="rIdv0wgcwdouehjqqitc9m2i">
+      <w:hyperlink w:history="1" r:id="rIdgb6yg34okgzap_otzglrg">
         <w:r>
           <w:rPr>
             <w:rFonts w:ascii="Aptos" w:cs="Aptos" w:eastAsia="Aptos" w:hAnsi="Aptos"/>

--- a/site/Company_Profile_EN.docx
+++ b/site/Company_Profile_EN.docx
@@ -468,7 +468,7 @@
       <w:pPr>
         <w:spacing w:after="100"/>
       </w:pPr>
-      <w:hyperlink w:history="1" r:id="rIdha1y-dstqkp37adhqxpky">
+      <w:hyperlink w:history="1" r:id="rIdhcvwq3v0y9-lt7qaqwyts">
         <w:r>
           <w:rPr>
             <w:rFonts w:ascii="Aptos" w:cs="Aptos" w:eastAsia="Aptos" w:hAnsi="Aptos"/>
@@ -602,7 +602,7 @@
       <w:pPr>
         <w:spacing w:after="100"/>
       </w:pPr>
-      <w:hyperlink w:history="1" r:id="rIdinrqe7xxwfh2siua0oc-k">
+      <w:hyperlink w:history="1" r:id="rIdirojaslz7uvvdxfd7mojh">
         <w:r>
           <w:rPr>
             <w:rFonts w:ascii="Aptos" w:cs="Aptos" w:eastAsia="Aptos" w:hAnsi="Aptos"/>
@@ -736,7 +736,7 @@
       <w:pPr>
         <w:spacing w:after="100"/>
       </w:pPr>
-      <w:hyperlink w:history="1" r:id="rIdgb6yg34okgzap_otzglrg">
+      <w:hyperlink w:history="1" r:id="rIdkkisyf99_7sgsvkxtees6">
         <w:r>
           <w:rPr>
             <w:rFonts w:ascii="Aptos" w:cs="Aptos" w:eastAsia="Aptos" w:hAnsi="Aptos"/>

--- a/site/Company_Profile_EN.docx
+++ b/site/Company_Profile_EN.docx
@@ -468,7 +468,7 @@
       <w:pPr>
         <w:spacing w:after="100"/>
       </w:pPr>
-      <w:hyperlink w:history="1" r:id="rIdhcvwq3v0y9-lt7qaqwyts">
+      <w:hyperlink w:history="1" r:id="rIdvzdned7hztnhnmmecns30">
         <w:r>
           <w:rPr>
             <w:rFonts w:ascii="Aptos" w:cs="Aptos" w:eastAsia="Aptos" w:hAnsi="Aptos"/>
@@ -602,7 +602,7 @@
       <w:pPr>
         <w:spacing w:after="100"/>
       </w:pPr>
-      <w:hyperlink w:history="1" r:id="rIdirojaslz7uvvdxfd7mojh">
+      <w:hyperlink w:history="1" r:id="rIdey6ljssgo3xkk0j3ogdsc">
         <w:r>
           <w:rPr>
             <w:rFonts w:ascii="Aptos" w:cs="Aptos" w:eastAsia="Aptos" w:hAnsi="Aptos"/>
@@ -736,7 +736,7 @@
       <w:pPr>
         <w:spacing w:after="100"/>
       </w:pPr>
-      <w:hyperlink w:history="1" r:id="rIdkkisyf99_7sgsvkxtees6">
+      <w:hyperlink w:history="1" r:id="rIdnox_lhemlsyjwguv-ft44">
         <w:r>
           <w:rPr>
             <w:rFonts w:ascii="Aptos" w:cs="Aptos" w:eastAsia="Aptos" w:hAnsi="Aptos"/>

--- a/site/Company_Profile_EN.docx
+++ b/site/Company_Profile_EN.docx
@@ -468,7 +468,7 @@
       <w:pPr>
         <w:spacing w:after="100"/>
       </w:pPr>
-      <w:hyperlink w:history="1" r:id="rIdvzdned7hztnhnmmecns30">
+      <w:hyperlink w:history="1" r:id="rIdonuhhv0btbhan7bc1qbdx">
         <w:r>
           <w:rPr>
             <w:rFonts w:ascii="Aptos" w:cs="Aptos" w:eastAsia="Aptos" w:hAnsi="Aptos"/>
@@ -602,7 +602,7 @@
       <w:pPr>
         <w:spacing w:after="100"/>
       </w:pPr>
-      <w:hyperlink w:history="1" r:id="rIdey6ljssgo3xkk0j3ogdsc">
+      <w:hyperlink w:history="1" r:id="rIddvta4eqyr3susqgyxukg-">
         <w:r>
           <w:rPr>
             <w:rFonts w:ascii="Aptos" w:cs="Aptos" w:eastAsia="Aptos" w:hAnsi="Aptos"/>
@@ -736,7 +736,7 @@
       <w:pPr>
         <w:spacing w:after="100"/>
       </w:pPr>
-      <w:hyperlink w:history="1" r:id="rIdnox_lhemlsyjwguv-ft44">
+      <w:hyperlink w:history="1" r:id="rIdje4gyelfqwb3zypiwoonp">
         <w:r>
           <w:rPr>
             <w:rFonts w:ascii="Aptos" w:cs="Aptos" w:eastAsia="Aptos" w:hAnsi="Aptos"/>

--- a/site/Company_Profile_EN.docx
+++ b/site/Company_Profile_EN.docx
@@ -468,7 +468,7 @@
       <w:pPr>
         <w:spacing w:after="100"/>
       </w:pPr>
-      <w:hyperlink w:history="1" r:id="rIdonuhhv0btbhan7bc1qbdx">
+      <w:hyperlink w:history="1" r:id="rIdmgy8ec-15s6zdco2bmbyr">
         <w:r>
           <w:rPr>
             <w:rFonts w:ascii="Aptos" w:cs="Aptos" w:eastAsia="Aptos" w:hAnsi="Aptos"/>
@@ -602,7 +602,7 @@
       <w:pPr>
         <w:spacing w:after="100"/>
       </w:pPr>
-      <w:hyperlink w:history="1" r:id="rIddvta4eqyr3susqgyxukg-">
+      <w:hyperlink w:history="1" r:id="rIdpoer3it9rb7xe7uqv_3gy">
         <w:r>
           <w:rPr>
             <w:rFonts w:ascii="Aptos" w:cs="Aptos" w:eastAsia="Aptos" w:hAnsi="Aptos"/>
@@ -736,7 +736,7 @@
       <w:pPr>
         <w:spacing w:after="100"/>
       </w:pPr>
-      <w:hyperlink w:history="1" r:id="rIdje4gyelfqwb3zypiwoonp">
+      <w:hyperlink w:history="1" r:id="rIdm0f3eok1jneioqdldaqby">
         <w:r>
           <w:rPr>
             <w:rFonts w:ascii="Aptos" w:cs="Aptos" w:eastAsia="Aptos" w:hAnsi="Aptos"/>
@@ -1961,6 +1961,31 @@
           <w:szCs w:val="17"/>
         </w:rPr>
         <w:t xml:space="preserve">CONTACTS</w:t>
+      </w:r>
+    </w:p>
+    <w:p>
+      <w:pPr>
+        <w:spacing w:after="90" w:line="270"/>
+      </w:pPr>
+      <w:r>
+        <w:rPr>
+          <w:rFonts w:ascii="Aptos" w:cs="Aptos" w:eastAsia="Aptos" w:hAnsi="Aptos"/>
+          <w:b/>
+          <w:bCs/>
+          <w:color w:val="17324D"/>
+          <w:sz w:val="20"/>
+          <w:szCs w:val="20"/>
+        </w:rPr>
+        <w:t xml:space="preserve">Email: </w:t>
+      </w:r>
+      <w:r>
+        <w:rPr>
+          <w:rFonts w:ascii="Aptos" w:cs="Aptos" w:eastAsia="Aptos" w:hAnsi="Aptos"/>
+          <w:color w:val="425466"/>
+          <w:sz w:val="20"/>
+          <w:szCs w:val="20"/>
+        </w:rPr>
+        <w:t xml:space="preserve">help@xcombine.xyz</w:t>
       </w:r>
     </w:p>
     <w:p>
